--- a/API-Key-Vault-2.0-Product-Summary.docx
+++ b/API-Key-Vault-2.0-Product-Summary.docx
@@ -1229,7 +1229,7 @@
                 <w:sz w:val="20"/>
                 <w:szCs w:val="20"/>
               </w:rPr>
-              <w:t xml:space="preserve">5 keys, AES-256-GCM, 2 categories</w:t>
+              <w:t xml:space="preserve">1 key, AES-256-GCM, 2 categories</w:t>
             </w:r>
           </w:p>
         </w:tc>

--- a/API-Key-Vault-2.0-Product-Summary.docx
+++ b/API-Key-Vault-2.0-Product-Summary.docx
@@ -1229,7 +1229,7 @@
                 <w:sz w:val="20"/>
                 <w:szCs w:val="20"/>
               </w:rPr>
-              <w:t xml:space="preserve">1 key, AES-256-GCM, 2 categories</w:t>
+              <w:t xml:space="preserve">Non-persistent key, AES-256-GCM, 2 categories</w:t>
             </w:r>
           </w:p>
         </w:tc>
